--- a/deliverables/reports/网上书店-系统使用说明书.docx
+++ b/deliverables/reports/网上书店-系统使用说明书.docx
@@ -113,6 +113,82 @@
                 <w:sz w:val="24"/>
               </w:rPr>
               <w:t>网上书店管理系统</w:t>
+            </w:r>
+          </w:p>
+        </w:tc>
+      </w:tr>
+      <w:tr>
+        <w:tc>
+          <w:tcPr>
+            <w:tcW w:type="dxa" w:w="4680"/>
+            <w:vAlign w:val="center"/>
+          </w:tcPr>
+          <w:p>
+            <w:pPr>
+              <w:spacing w:line="360" w:lineRule="auto" w:after="0"/>
+            </w:pPr>
+            <w:r>
+              <w:rPr>
+                <w:rFonts w:ascii="Times New Roman" w:hAnsi="Times New Roman" w:eastAsia="SimSun"/>
+                <w:sz w:val="24"/>
+              </w:rPr>
+              <w:t>学生姓名</w:t>
+            </w:r>
+          </w:p>
+        </w:tc>
+        <w:tc>
+          <w:tcPr>
+            <w:tcW w:type="dxa" w:w="4680"/>
+            <w:vAlign w:val="center"/>
+          </w:tcPr>
+          <w:p>
+            <w:pPr>
+              <w:spacing w:line="360" w:lineRule="auto" w:after="0"/>
+            </w:pPr>
+            <w:r>
+              <w:rPr>
+                <w:rFonts w:ascii="Times New Roman" w:hAnsi="Times New Roman" w:eastAsia="SimSun"/>
+                <w:sz w:val="24"/>
+              </w:rPr>
+              <w:t>Bagtyyar Kovusov</w:t>
+            </w:r>
+          </w:p>
+        </w:tc>
+      </w:tr>
+      <w:tr>
+        <w:tc>
+          <w:tcPr>
+            <w:tcW w:type="dxa" w:w="4680"/>
+            <w:vAlign w:val="center"/>
+          </w:tcPr>
+          <w:p>
+            <w:pPr>
+              <w:spacing w:line="360" w:lineRule="auto" w:after="0"/>
+            </w:pPr>
+            <w:r>
+              <w:rPr>
+                <w:rFonts w:ascii="Times New Roman" w:hAnsi="Times New Roman" w:eastAsia="SimSun"/>
+                <w:sz w:val="24"/>
+              </w:rPr>
+              <w:t>学号</w:t>
+            </w:r>
+          </w:p>
+        </w:tc>
+        <w:tc>
+          <w:tcPr>
+            <w:tcW w:type="dxa" w:w="4680"/>
+            <w:vAlign w:val="center"/>
+          </w:tcPr>
+          <w:p>
+            <w:pPr>
+              <w:spacing w:line="360" w:lineRule="auto" w:after="0"/>
+            </w:pPr>
+            <w:r>
+              <w:rPr>
+                <w:rFonts w:ascii="Times New Roman" w:hAnsi="Times New Roman" w:eastAsia="SimSun"/>
+                <w:sz w:val="24"/>
+              </w:rPr>
+              <w:t>312024805043</w:t>
             </w:r>
           </w:p>
         </w:tc>
@@ -409,7 +485,7 @@
       <w:r>
         <w:drawing>
           <wp:inline xmlns:a="http://schemas.openxmlformats.org/drawingml/2006/main" xmlns:pic="http://schemas.openxmlformats.org/drawingml/2006/picture">
-            <wp:extent cx="5669280" cy="3937000"/>
+            <wp:extent cx="5669280" cy="3352848"/>
             <wp:docPr id="1" name="Picture 1"/>
             <wp:cNvGraphicFramePr>
               <a:graphicFrameLocks noChangeAspect="1"/>
@@ -430,7 +506,7 @@
                   <pic:spPr>
                     <a:xfrm>
                       <a:off x="0" y="0"/>
-                      <a:ext cx="5669280" cy="3937000"/>
+                      <a:ext cx="5669280" cy="3352848"/>
                     </a:xfrm>
                     <a:prstGeom prst="rect"/>
                   </pic:spPr>
@@ -487,7 +563,7 @@
       <w:r>
         <w:drawing>
           <wp:inline xmlns:a="http://schemas.openxmlformats.org/drawingml/2006/main" xmlns:pic="http://schemas.openxmlformats.org/drawingml/2006/picture">
-            <wp:extent cx="5669280" cy="3937000"/>
+            <wp:extent cx="5669280" cy="3352848"/>
             <wp:docPr id="2" name="Picture 2"/>
             <wp:cNvGraphicFramePr>
               <a:graphicFrameLocks noChangeAspect="1"/>
@@ -508,7 +584,7 @@
                   <pic:spPr>
                     <a:xfrm>
                       <a:off x="0" y="0"/>
-                      <a:ext cx="5669280" cy="3937000"/>
+                      <a:ext cx="5669280" cy="3352848"/>
                     </a:xfrm>
                     <a:prstGeom prst="rect"/>
                   </pic:spPr>
@@ -565,7 +641,7 @@
       <w:r>
         <w:drawing>
           <wp:inline xmlns:a="http://schemas.openxmlformats.org/drawingml/2006/main" xmlns:pic="http://schemas.openxmlformats.org/drawingml/2006/picture">
-            <wp:extent cx="5669280" cy="3937000"/>
+            <wp:extent cx="5669280" cy="3352848"/>
             <wp:docPr id="3" name="Picture 3"/>
             <wp:cNvGraphicFramePr>
               <a:graphicFrameLocks noChangeAspect="1"/>
@@ -586,7 +662,7 @@
                   <pic:spPr>
                     <a:xfrm>
                       <a:off x="0" y="0"/>
-                      <a:ext cx="5669280" cy="3937000"/>
+                      <a:ext cx="5669280" cy="3352848"/>
                     </a:xfrm>
                     <a:prstGeom prst="rect"/>
                   </pic:spPr>
@@ -643,7 +719,7 @@
       <w:r>
         <w:drawing>
           <wp:inline xmlns:a="http://schemas.openxmlformats.org/drawingml/2006/main" xmlns:pic="http://schemas.openxmlformats.org/drawingml/2006/picture">
-            <wp:extent cx="5669280" cy="3937000"/>
+            <wp:extent cx="5669280" cy="3352848"/>
             <wp:docPr id="4" name="Picture 4"/>
             <wp:cNvGraphicFramePr>
               <a:graphicFrameLocks noChangeAspect="1"/>
@@ -664,7 +740,7 @@
                   <pic:spPr>
                     <a:xfrm>
                       <a:off x="0" y="0"/>
-                      <a:ext cx="5669280" cy="3937000"/>
+                      <a:ext cx="5669280" cy="3352848"/>
                     </a:xfrm>
                     <a:prstGeom prst="rect"/>
                   </pic:spPr>
@@ -721,7 +797,7 @@
       <w:r>
         <w:drawing>
           <wp:inline xmlns:a="http://schemas.openxmlformats.org/drawingml/2006/main" xmlns:pic="http://schemas.openxmlformats.org/drawingml/2006/picture">
-            <wp:extent cx="5669280" cy="3937000"/>
+            <wp:extent cx="5669280" cy="3352848"/>
             <wp:docPr id="5" name="Picture 5"/>
             <wp:cNvGraphicFramePr>
               <a:graphicFrameLocks noChangeAspect="1"/>
@@ -742,7 +818,7 @@
                   <pic:spPr>
                     <a:xfrm>
                       <a:off x="0" y="0"/>
-                      <a:ext cx="5669280" cy="3937000"/>
+                      <a:ext cx="5669280" cy="3352848"/>
                     </a:xfrm>
                     <a:prstGeom prst="rect"/>
                   </pic:spPr>
@@ -799,7 +875,7 @@
       <w:r>
         <w:drawing>
           <wp:inline xmlns:a="http://schemas.openxmlformats.org/drawingml/2006/main" xmlns:pic="http://schemas.openxmlformats.org/drawingml/2006/picture">
-            <wp:extent cx="5669280" cy="3937000"/>
+            <wp:extent cx="5669280" cy="3352848"/>
             <wp:docPr id="6" name="Picture 6"/>
             <wp:cNvGraphicFramePr>
               <a:graphicFrameLocks noChangeAspect="1"/>
@@ -820,7 +896,7 @@
                   <pic:spPr>
                     <a:xfrm>
                       <a:off x="0" y="0"/>
-                      <a:ext cx="5669280" cy="3937000"/>
+                      <a:ext cx="5669280" cy="3352848"/>
                     </a:xfrm>
                     <a:prstGeom prst="rect"/>
                   </pic:spPr>
@@ -877,7 +953,7 @@
       <w:r>
         <w:drawing>
           <wp:inline xmlns:a="http://schemas.openxmlformats.org/drawingml/2006/main" xmlns:pic="http://schemas.openxmlformats.org/drawingml/2006/picture">
-            <wp:extent cx="5669280" cy="3937000"/>
+            <wp:extent cx="5669280" cy="3352848"/>
             <wp:docPr id="7" name="Picture 7"/>
             <wp:cNvGraphicFramePr>
               <a:graphicFrameLocks noChangeAspect="1"/>
@@ -898,7 +974,7 @@
                   <pic:spPr>
                     <a:xfrm>
                       <a:off x="0" y="0"/>
-                      <a:ext cx="5669280" cy="3937000"/>
+                      <a:ext cx="5669280" cy="3352848"/>
                     </a:xfrm>
                     <a:prstGeom prst="rect"/>
                   </pic:spPr>
@@ -955,7 +1031,7 @@
       <w:r>
         <w:drawing>
           <wp:inline xmlns:a="http://schemas.openxmlformats.org/drawingml/2006/main" xmlns:pic="http://schemas.openxmlformats.org/drawingml/2006/picture">
-            <wp:extent cx="5669280" cy="4859383"/>
+            <wp:extent cx="5669280" cy="3352848"/>
             <wp:docPr id="8" name="Picture 8"/>
             <wp:cNvGraphicFramePr>
               <a:graphicFrameLocks noChangeAspect="1"/>
@@ -976,7 +1052,7 @@
                   <pic:spPr>
                     <a:xfrm>
                       <a:off x="0" y="0"/>
-                      <a:ext cx="5669280" cy="4859383"/>
+                      <a:ext cx="5669280" cy="3352848"/>
                     </a:xfrm>
                     <a:prstGeom prst="rect"/>
                   </pic:spPr>
@@ -1033,7 +1109,7 @@
       <w:r>
         <w:drawing>
           <wp:inline xmlns:a="http://schemas.openxmlformats.org/drawingml/2006/main" xmlns:pic="http://schemas.openxmlformats.org/drawingml/2006/picture">
-            <wp:extent cx="5669280" cy="3937000"/>
+            <wp:extent cx="5669280" cy="3352848"/>
             <wp:docPr id="9" name="Picture 9"/>
             <wp:cNvGraphicFramePr>
               <a:graphicFrameLocks noChangeAspect="1"/>
@@ -1054,7 +1130,7 @@
                   <pic:spPr>
                     <a:xfrm>
                       <a:off x="0" y="0"/>
-                      <a:ext cx="5669280" cy="3937000"/>
+                      <a:ext cx="5669280" cy="3352848"/>
                     </a:xfrm>
                     <a:prstGeom prst="rect"/>
                   </pic:spPr>
@@ -1111,7 +1187,7 @@
       <w:r>
         <w:drawing>
           <wp:inline xmlns:a="http://schemas.openxmlformats.org/drawingml/2006/main" xmlns:pic="http://schemas.openxmlformats.org/drawingml/2006/picture">
-            <wp:extent cx="5669280" cy="3937000"/>
+            <wp:extent cx="5669280" cy="3352848"/>
             <wp:docPr id="10" name="Picture 10"/>
             <wp:cNvGraphicFramePr>
               <a:graphicFrameLocks noChangeAspect="1"/>
@@ -1132,7 +1208,7 @@
                   <pic:spPr>
                     <a:xfrm>
                       <a:off x="0" y="0"/>
-                      <a:ext cx="5669280" cy="3937000"/>
+                      <a:ext cx="5669280" cy="3352848"/>
                     </a:xfrm>
                     <a:prstGeom prst="rect"/>
                   </pic:spPr>
@@ -1189,7 +1265,7 @@
       <w:r>
         <w:drawing>
           <wp:inline xmlns:a="http://schemas.openxmlformats.org/drawingml/2006/main" xmlns:pic="http://schemas.openxmlformats.org/drawingml/2006/picture">
-            <wp:extent cx="5669280" cy="3937000"/>
+            <wp:extent cx="5669280" cy="3352848"/>
             <wp:docPr id="11" name="Picture 11"/>
             <wp:cNvGraphicFramePr>
               <a:graphicFrameLocks noChangeAspect="1"/>
@@ -1210,7 +1286,7 @@
                   <pic:spPr>
                     <a:xfrm>
                       <a:off x="0" y="0"/>
-                      <a:ext cx="5669280" cy="3937000"/>
+                      <a:ext cx="5669280" cy="3352848"/>
                     </a:xfrm>
                     <a:prstGeom prst="rect"/>
                   </pic:spPr>
@@ -1353,7 +1429,7 @@
         <w:rFonts w:ascii="Times New Roman" w:hAnsi="Times New Roman" w:eastAsia="SimSun"/>
         <w:sz w:val="20"/>
       </w:rPr>
-      <w:t>网上书店管理系统课程设计</w:t>
+      <w:t>网上书店管理系统课程设计 · Bagtyyar Kovusov 312024805043</w:t>
     </w:r>
   </w:p>
 </w:ftr>
